--- a/reports/Model_Validation_Report.docx
+++ b/reports/Model_Validation_Report.docx
@@ -550,7 +550,7 @@
         <w:ind w:firstLine="720"/>
       </w:pPr>
       <w:r>
-        <w:t xml:space="preserve">Time-ordered splits stop the model from learning from the future. Models were built with scikit-learn (Pedregosa et al., 2011). Hyperparameters were searched with randomised search (25 draws, ROC-AUC) over four expanding-window folds inside the training period, with a three-month purge between fold train and fold validation. Imputation, scaling, class weighting and tuning are fitted inside each training fold only. Automated tests perturb every invoice dated on or after </w:t>
+        <w:t xml:space="preserve">Time-ordered splits stop the model from learning from the future. Models were built with scikit-learn (Pedregosa et al., 2011). Hyperparameters were searched with randomised search (25 draws, ROC-AUC) over four expanding-window folds inside the training period, with a three-month purge between fold train and fold validation. Imputation, scaling, class weighting and tuning are fitted inside each training fold only. Automated tests confirm that perturbing invoices dated on or after </w:t>
       </w:r>
       <w:r>
         <w:rPr>
@@ -559,7 +559,7 @@
         <w:t>T</w:t>
       </w:r>
       <w:r>
-        <w:t xml:space="preserve"> and confirm that features do not change, and confirm that the label flips when a future purchase is added.</w:t>
+        <w:t xml:space="preserve"> leaves features unchanged and that adding a future purchase flips the label.</w:t>
       </w:r>
     </w:p>
     <w:p>
@@ -567,7 +567,27 @@
         <w:ind w:firstLine="720"/>
       </w:pPr>
       <w:r>
-        <w:t>The selection rule was fixed in advance: take the highest validation AUC; if a more interpretable candidate is within 0.005 AUC, prefer it (logistic regression, then LightGBM, then random forest); then apply a fairness gate on validation. The threshold maximises F1 on validation. The test period was never used for tuning; Section 7 discloses how often it was scored.</w:t>
+        <w:t>The selection rule was fixed in advance: take the highest validation AUC; if a more interpretable candidate is within 0.005 AUC, prefer it (logistic regression, then LightGBM, then random forest); then apply a fairness gate on validation. The threshold maximises F1 on validation. The test period was never used for tuning; Section 7 discloses how often it was scored. The selected model is saved as a joblib file and registered in the MLflow Model Registry (</w:t>
+      </w:r>
+      <w:r>
+        <w:rPr>
+          <w:rFonts w:ascii="Consolas" w:hAnsi="Consolas"/>
+          <w:sz w:val="18"/>
+        </w:rPr>
+        <w:t>retail-churn-logreg</w:t>
+      </w:r>
+      <w:r>
+        <w:t xml:space="preserve">, version 1, alias </w:t>
+      </w:r>
+      <w:r>
+        <w:rPr>
+          <w:rFonts w:ascii="Consolas" w:hAnsi="Consolas"/>
+          <w:sz w:val="18"/>
+        </w:rPr>
+        <w:t>champion</w:t>
+      </w:r>
+      <w:r>
+        <w:t>); the alias marks the version the API serves, not production approval.</w:t>
       </w:r>
     </w:p>
     <w:p>
@@ -1745,7 +1765,7 @@
         <w:t>Counterfactuals.</w:t>
       </w:r>
       <w:r>
-        <w:t xml:space="preserve"> I searched only mutable behaviour (extra invoices, up to six, and the date of the latest purchase) and held tenure, product breadth, gap statistics, cancellations and country fixed. No protected or inferred attribute was varied. Every counterfactual was re-scored through the pipeline. Both reported flagged cases flip below the threshold (0.589 to 0.245 with three extra invoices; 0.841 to 0.293 with five). Across 300 sampled flagged customers, 99.3% flip within six extra invoices, the median is three, and 16% need one. These describe the model's response, not what would make a customer stay.</w:t>
+        <w:t xml:space="preserve"> I searched only mutable behaviour (extra invoices, up to six, and the date of the latest purchase) and held tenure, product breadth, gap statistics, cancellations and country fixed. With only 36 scenarios, a direct grid search replaced DiCE or Alibi, and every counterfactual was re-scored through the pipeline. Both reported flagged cases flip below the threshold (0.589 to 0.245 with three extra invoices; 0.841 to 0.293 with five). Across 300 sampled flagged customers, 99.3% flip within six extra invoices, the median is three, and 16% need one. These describe the model's response, not what would make a customer stay.</w:t>
       </w:r>
     </w:p>
     <w:p>
@@ -2442,7 +2462,7 @@
         <w:ind w:firstLine="720"/>
       </w:pPr>
       <w:r>
-        <w:t>Outcomes mature after 90 days, so input drift, the flag rate and missing gap features are the early-warning signals. Review triggers (PROPOSED, to be agreed: for example, AUC below 0.70 on a matured month, a flag rate more than ten points from its pilot value, or any fairness metric outside its band for two consecutive reviews) send the model back for review and, if needed, retraining. Because the API logs no request bodies, these statistics must be computed by the calling system from its own scored batches; the API does not collect them.</w:t>
+        <w:t>Outcomes mature after 90 days, so input drift, flag rate and missing gap features are the early-warning signals. Review triggers (PROPOSED, to be agreed: for example, AUC below 0.70 on a matured month, a flag rate more than ten points from its pilot value, or any fairness metric outside its band for two consecutive reviews) send the model back for review and, if needed, retraining. Because the API logs no request bodies, the calling system must compute these statistics from its own scored batches.</w:t>
       </w:r>
     </w:p>
     <w:p>
